--- a/example_articles/countries/Spain/3.countries_Spain_New_York_Times.docx
+++ b/example_articles/countries/Spain/3.countries_Spain_New_York_Times.docx
@@ -27,17 +27,17 @@
     </w:p>
     <w:p>
       <w:r>
-        <w:t>Source File: NYT/24.DOCX</w:t>
+        <w:t>Source file: NYT/24.DOCX</w:t>
       </w:r>
     </w:p>
     <w:p>
       <w:r>
-        <w:t>Raw locations result: ['Spain']</w:t>
+        <w:t>Raw locations result, 'locations': ['Spain']</w:t>
       </w:r>
     </w:p>
     <w:p>
       <w:r>
-        <w:t>countries_stand_flat (Standardized): Spain</w:t>
+        <w:t>Standardized locations result, 'countries_stand_flat': Spain</w:t>
       </w:r>
     </w:p>
     <w:p>

--- a/example_articles/countries/Spain/3.countries_Spain_New_York_Times.docx
+++ b/example_articles/countries/Spain/3.countries_Spain_New_York_Times.docx
@@ -7,7 +7,7 @@
         <w:pStyle w:val="Heading1"/>
       </w:pPr>
       <w:r>
-        <w:t>Multiple Choice Love Quiz; Movie Review | 'Starter for Ten'</w:t>
+        <w:t>New Novels in Translation (to Read on an Island, Perhaps?); The Shortlist</w:t>
       </w:r>
     </w:p>
     <w:p>
@@ -17,17 +17,17 @@
     </w:p>
     <w:p>
       <w:r>
-        <w:t>Date: 2007-02-22</w:t>
+        <w:t>Date: 2022-09-15</w:t>
       </w:r>
     </w:p>
     <w:p>
       <w:r>
-        <w:t>Section: MOVIES</w:t>
+        <w:t>Section: BOOKS; review</w:t>
       </w:r>
     </w:p>
     <w:p>
       <w:r>
-        <w:t>Source file: NYT/24.DOCX</w:t>
+        <w:t>Source file: NYT/7.DOCX</w:t>
       </w:r>
     </w:p>
     <w:p>
@@ -49,23 +49,43 @@
     </w:p>
     <w:p>
       <w:r>
-        <w:t>"Starter for Ten," an amiable, nostalgic British comedy from the director Tom Vaughan, tackles a lofty subject — the allure of knowledge — with down-to-earth charm. Set in 1985, the movie follows a gauche, working-class kid named Brian  (James McAvoy) during his freshman year at Bristol University. But beneath the formulaic embarrassments and fumbled learning curve lurks a more somber theme: the inevitable rupture between those who pursue an education and those left behind.</w:t>
+        <w:t>The title of Estelle-Sarah Bulle's novel, WHERE DOGS BARK WITH THEIR TAILS (Farrar, Straus &amp; Giroux, 288 pp., $27), refers to a Créole saying about Morne-Galant, a small village on the Caribbean island of Guadeloupe, where the journey of the contentious Ezechiel clan begins. The mixed-race children of Hilaire, who is Black, and Eulalie, a descendant of poor white settlers, will each have their chance to speak: There are the sisters Antoine and Lucinde and their younger brother, "Petite-Frère."</w:t>
         <w:br/>
-        <w:t xml:space="preserve"> In Brian's case, that would be his widowed mother (Catherine Tate) and his unemployed best friend, Spencer (an excellent Dominic Cooper).  But Brian is too busy vacillating between a smart, socially conscious Jewish girl (Rebecca Hall) and a wealthy, bodacious blonde  (Alice Eve) to care. </w:t>
+        <w:t>But it is Antoine's telling that truly animates Bulle's novel, faithfully translated by Julia Grawemeyer, which moves from late-1940s Morne-Galant to Pointe-à-Pitre, the country's capital, and the banlieues of Paris. "She was the link from the past to present, from Guadeloupe to Paris, like an underground root, full of life," thinks Antoine's French-born niece, who is seeking to make sense of her own identity "between two worlds."</w:t>
         <w:br/>
-        <w:t xml:space="preserve">Even more pressing is his imminent appearance on "University Challenge," the long-running TV quiz show (modeled on the American "College Bowl") whose central conflict has always been as much about class as about intellect. In other words, Brian, with his National Health glasses and hand-me-down jacket, has a lot to prove. </w:t>
+        <w:t>Antoine's tale doesn't disappoint: Her life reflects the changes that have gripped Guadeloupe and, especially, Pointe-à-Pitre over the past decades. She remembers her years as a young businesswoman, "brimming," like the city itself, "with energy and quiet optimism for a new era." And yet as the 1960s wear on, violent protests against French control engulf the streets in chaos, prompting Antoine and her siblings to seek opportunities abroad.</w:t>
         <w:br/>
-        <w:t xml:space="preserve"> Perfectly capturing the '80s university experience with a detail-oriented screenplay (by David Nicholls, adapting his 2003 novel) and a soundtrack heavy with period punk, "Starter for Ten" offsets its rite-of-passage clichés with relaxed performances and an extremely likable lead. By turns puppyish and resolute, Mr. McAvoy resembles a more sexual Harry Potter; and like the boy wizard, Brian is struggling to reconcile two vastly different worlds. </w:t>
+        <w:t>But what will be left of their Caribbeanness when they emigrate to France? Antoine, naturally, has the last word on her roots: "More than anything, I considered myself a woman, and also a Guadeloupean, that is to say, someone of mixed-blood, like all of us here on the island, this tiny piece of confetti in the vast ocean."</w:t>
         <w:br/>
-        <w:t>"Starter for Ten" is rated PG-13 (Parents strongly cautioned). It has a little sex, a little drugs and a lot of rock 'n' roll.</w:t>
+        <w:t>The stray dogs wandering around the working-class neighborhood of northern Tenerife, Canary Islands, bear some resemblance to the townsfolk: They're itchy, horny and prone to trouble. Or at least that's how it seems to the potty-mouthed, 10-year-old narrator of Andrea Abreu's firecracker of a debut, DOGS OF SUMMER (Astra House, 180 pp. $23). The narrator's colorful, unprintable nickname, we soon learn, was given to her by her best friend, Isora — a sign, she believes, of Isora's "small, shy, quiet affection."</w:t>
         <w:br/>
-        <w:t>STARTER FOR TEN</w:t>
+        <w:t>Actually, their friendship is something much more combustible, a mix of worshipful emulation and simmering desire. Isora is "pure guts and grit," and she's bursting into puberty as summer vacations begin. There's nothing the narrator wouldn't do for her: "I'd have followed her to the toilet or to the mouth of a volcano."</w:t>
         <w:br/>
-        <w:t xml:space="preserve">Opens today nationwide. </w:t>
+        <w:t>The volcano, in fact, looms over their "vertical" neighborhood, its low-hanging clouds filling the girls with bouts of melancholy. It's a drab, oppressive existence, but the two are determined to make it out and down to the tourist beaches at the bottom of the hill. Meanwhile, they idle away their days playing with their "Gamebois," watching sultry telenovelas, and trying to avoid the menacing teenage boys.</w:t>
         <w:br/>
-        <w:t xml:space="preserve">Directed by Tom Vaughan; written by David Nicholls, based on his novel; director of photography, Ashley Rowe; edited by Jon Harris and Heather Persons; music by Blake Neely; production designer, Sarah Greenwood; produced by Tom Hanks, Gary Goetzman and Pippa Harris; released by HBO Films/Picturehouse. Running time: 96 minutes. </w:t>
+        <w:t>"When we were sad, we ate unripe berries and hot pears until they gave us" the runs, the narrator explains. "We pulled spider webs off our faces with the tips of our tongues. … We grinded." The whole neighborhood, it seems, is in heat. Abreu's novel, in Julia Sanches's sparkling translation, is a revelation, perfectly capturing a festering summer of meltdowns and shrinking horizons.</w:t>
         <w:br/>
-        <w:t>WITH: James McAvoy (Brian Jackson), Alice Eve (Alice Harbinson), Rebecca Hall (Rebecca Epstein), Catherine Tate (Julie Jackson), Dominic Cooper (Spencer), Benedict Cumberbatch (Patrick), James Corden (Tone) and Mark Gatiss (Bamber Gascoigne).</w:t>
+        <w:t>"Every story begins with a family story," observes the Tahitian writer Titaua Peu. "Some families, though, their fates go every which way. … Which means mishaps, missed chances, misunderstandings."</w:t>
+        <w:br/>
+        <w:t>Peu's newly translated novel, PINA (Restless Books, 313 pp., paper, $18), like "Where Dogs Bark With Their Tails," is the story of a nation told in the guise of family tales. Yet "mishaps" is an understatement of the tragedy in this novel. Pina, the 9-year-old protagonist, is doomed from the start: She's the next-to-last child of nine and her mother's least favorite; her father is an abusive boozer. They live in a "hovel" in the rundown quarter of Tenaho, near Papeete, the capital of French Polynesia.</w:t>
+        <w:br/>
+        <w:t>Pina, like the girls of "Dogs of Summer," is desperate to escape her surroundings: "So Pina dreamed up a world she'd survive in, dreamed up voices she could listen to, so as not to have to think about the world she was in." But things only get darker when her father has a drunk-driving accident, setting off a chain of events that draws the whole family into a vortex of violence.</w:t>
+        <w:br/>
+        <w:t>Clearly, Pina's Tahiti is not the paradise of brochures. It's a land still haunted by colonization and crippled by poverty and crime. But even as things bottom out, a groundswell of Tahitian self-awareness builds toward the 2016 referendum on independence from France. The question is: Can the country, and Pina, ever truly break free? This is a clamorous, at times unwieldy take on modern Tahiti, yet Peu's "rough-hewn, oral, humane prose" (in the words of the translator, Jeffrey Zuckerman) rings fiercely true.</w:t>
+        <w:br/>
+        <w:t>Bernardo Atxaga's rich, immersive novel WATER OVER STONES (381 pp., Graywolf, paper, $18), begins in the early 1970s: It's summertime in the small Basque village of Ugarte. A cast of characters gradually emerges, related by blood or tightly bonded by friendship. Elías, on the brink of adolescence, is visiting his uncle, the owner of a local bakery. Ever since an incident at his French boarding school, Elías has refused to speak.</w:t>
+        <w:br/>
+        <w:t>Nevertheless, a sense of calm permeates the land. "This was summer: children out in the open air, swifts hunting for mosquitoes, the serene murmur of the men outside the bars, and the southerly wind, the stars, the half-moon," Atxaga writes. "Life seemed easier, less fraught with danger, as though the year had come into equilibrium and a thin piece of cloth rested over the village like the blanket with which a mother covers her baby."</w:t>
+        <w:br/>
+        <w:t>Of course, things aren't as peaceful as they appear. There is talk of an upcoming hunting trip in the area by Franco; a wounded boar is trapped in the canal; marriages are unraveling. And as Atxaga "zigzags" through the coming decades, following different strands and characters, death is a constant, "always on the prowl."</w:t>
+        <w:br/>
+        <w:t>Atxaga, like Bulle, has an expansive view of his material. His voice, fluidly translated by Margaret Jull Costa and Thomas Bunstead, runs like a river, meandering across lives. As he writes in an epilogue, his focus includes "animals, family life … empty landscapes, mines, engineers, political struggles, torture by police, mental labyrinths." The result is a portrait of an entire Basque universe, in flux yet eternal.</w:t>
+        <w:br/>
+        <w:t>Anderson Tepper is a chair of the international committee of the Brooklyn Book Festival.</w:t>
+        <w:br/>
+        <w:t xml:space="preserve">Anderson Tepper is a chair of the international committee of the Brooklyn Book Festival. </w:t>
+        <w:br/>
+        <w:t>PHOTOS</w:t>
       </w:r>
     </w:p>
     <w:sectPr>

--- a/example_articles/countries/Spain/3.countries_Spain_New_York_Times.docx
+++ b/example_articles/countries/Spain/3.countries_Spain_New_York_Times.docx
@@ -7,7 +7,7 @@
         <w:pStyle w:val="Heading1"/>
       </w:pPr>
       <w:r>
-        <w:t>New Novels in Translation (to Read on an Island, Perhaps?); The Shortlist</w:t>
+        <w:t>David Muñoz: Spain's New Culinary Enfant Terrible</w:t>
       </w:r>
     </w:p>
     <w:p>
@@ -17,17 +17,17 @@
     </w:p>
     <w:p>
       <w:r>
-        <w:t>Date: 2022-09-15</w:t>
+        <w:t>Date: 2014-03-26</w:t>
       </w:r>
     </w:p>
     <w:p>
       <w:r>
-        <w:t>Section: BOOKS; review</w:t>
+        <w:t>Section: Section ; Column 0; Dining In, Dining Out / Style Desk; Pg.</w:t>
       </w:r>
     </w:p>
     <w:p>
       <w:r>
-        <w:t>Source file: NYT/7.DOCX</w:t>
+        <w:t>Source file: NYT/33.DOCX</w:t>
       </w:r>
     </w:p>
     <w:p>
@@ -49,43 +49,42 @@
     </w:p>
     <w:p>
       <w:r>
-        <w:t>The title of Estelle-Sarah Bulle's novel, WHERE DOGS BARK WITH THEIR TAILS (Farrar, Straus &amp; Giroux, 288 pp., $27), refers to a Créole saying about Morne-Galant, a small village on the Caribbean island of Guadeloupe, where the journey of the contentious Ezechiel clan begins. The mixed-race children of Hilaire, who is Black, and Eulalie, a descendant of poor white settlers, will each have their chance to speak: There are the sisters Antoine and Lucinde and their younger brother, "Petite-Frère."</w:t>
+        <w:t>MADRID -- Hidden at the end of a quiet street in Tetuán, a working-class quarter here that's home to South American and Chinese immigrants, DiverXO looks more like an amateur art gallery than a Michelin three-star restaurant. The décor is playfully sinister: swarms of black butterflies cover the walls and ceiling; in the wine cellar are giant metallic ants; on the tables are sculptures of flying pigs. The chef who founded it, David Muñoz, stands out, too, with his mohawk and wooden spike earrings. In an interview one recent afternoon, he described his food as ''brutal,'' a ''gunshot to your head,'' and ''like porno TV.''</w:t>
         <w:br/>
-        <w:t>But it is Antoine's telling that truly animates Bulle's novel, faithfully translated by Julia Grawemeyer, which moves from late-1940s Morne-Galant to Pointe-à-Pitre, the country's capital, and the banlieues of Paris. "She was the link from the past to present, from Guadeloupe to Paris, like an underground root, full of life," thinks Antoine's French-born niece, who is seeking to make sense of her own identity "between two worlds."</w:t>
+        <w:t>Mr. Muñoz specializes in hyperbole. A meal at his restaurant lasts up to four hours and is designed as much to shock as to delight the senses. Some of the surprises come from the unlikely combination of ingredients -- strawberries, coffee grounds, whipped cream and baby squid, for instance. Dishes appear in phases: First the gently poached meat of a giant Carabinero prawn, then its grilled carapace, filled with juice. Each course comes with its own specialized eating tool, like a small silicone shovel. Between bites, a young server might drop by with a spoonful of tomato sorbet and shove it directly into your mouth.</w:t>
         <w:br/>
-        <w:t>Antoine's tale doesn't disappoint: Her life reflects the changes that have gripped Guadeloupe and, especially, Pointe-à-Pitre over the past decades. She remembers her years as a young businesswoman, "brimming," like the city itself, "with energy and quiet optimism for a new era." And yet as the 1960s wear on, violent protests against French control engulf the streets in chaos, prompting Antoine and her siblings to seek opportunities abroad.</w:t>
+        <w:t>The television travel host Anthony Bourdain came to DiverXO in 2010, when the restaurant had only one Michelin star, and described Mr. Muñoz's high-wire presentations, weird pairings (wasabi ice cream, cornichons) and grab-bag of cultural allusions -- Spanish, French, Chinese, Japanese, Italian -- as ''something that should probably suck.''</w:t>
         <w:br/>
-        <w:t>But what will be left of their Caribbeanness when they emigrate to France? Antoine, naturally, has the last word on her roots: "More than anything, I considered myself a woman, and also a Guadeloupean, that is to say, someone of mixed-blood, like all of us here on the island, this tiny piece of confetti in the vast ocean."</w:t>
+        <w:t>He then tasted a kind of shumai stuffed with black pudding and a quail egg, served in a dim sum basket that concealed a deep-fried pig's ear. ''I love my wife, I love my daughter, and then I love this,'' Mr. Bourdain said.</w:t>
         <w:br/>
-        <w:t>The stray dogs wandering around the working-class neighborhood of northern Tenerife, Canary Islands, bear some resemblance to the townsfolk: They're itchy, horny and prone to trouble. Or at least that's how it seems to the potty-mouthed, 10-year-old narrator of Andrea Abreu's firecracker of a debut, DOGS OF SUMMER (Astra House, 180 pp. $23). The narrator's colorful, unprintable nickname, we soon learn, was given to her by her best friend, Isora — a sign, she believes, of Isora's "small, shy, quiet affection."</w:t>
+        <w:t>DiverXO has since become an obligatory stop for visiting notables (like Mark Zuckerberg, the chief executive of Facebook, who ate here this month). Reservations, long among the most elusive in Europe, have only gotten more difficult to secure since November, when DiverXO became the sole restaurant in Madrid -- and the eighth in Spain -- to have the Michelin guide's highest ranking, three stars.</w:t>
         <w:br/>
-        <w:t>Actually, their friendship is something much more combustible, a mix of worshipful emulation and simmering desire. Isora is "pure guts and grit," and she's bursting into puberty as summer vacations begin. There's nothing the narrator wouldn't do for her: "I'd have followed her to the toilet or to the mouth of a volcano."</w:t>
+        <w:t>That was big news for the Spanish capital, sometimes thought of as culinary flyoverland -- especially compared to San Sebastián or Barcelona.</w:t>
         <w:br/>
-        <w:t>The volcano, in fact, looms over their "vertical" neighborhood, its low-hanging clouds filling the girls with bouts of melancholy. It's a drab, oppressive existence, but the two are determined to make it out and down to the tourist beaches at the bottom of the hill. Meanwhile, they idle away their days playing with their "Gamebois," watching sultry telenovelas, and trying to avoid the menacing teenage boys.</w:t>
+        <w:t>Mr. Muñoz, who was born and raised here, strenuously disagrees with that perception. ''Historically, Madrid is not a foodie place, that's true,'' Mr. Muñoz said. ''But in the last 10 years it has become a very vibrant city for food -- and food from all over the world.'' Mr. Muñoz is quick to trumpet the work of other ambitious local chefs; he claims the Spanish capital has Europe's best restaurants for modern Thai (Sudestada) and Mexican (Punto MX).</w:t>
         <w:br/>
-        <w:t>"When we were sad, we ate unripe berries and hot pears until they gave us" the runs, the narrator explains. "We pulled spider webs off our faces with the tips of our tongues. … We grinded." The whole neighborhood, it seems, is in heat. Abreu's novel, in Julia Sanches's sparkling translation, is a revelation, perfectly capturing a festering summer of meltdowns and shrinking horizons.</w:t>
+        <w:t>Mr. Muñoz, 34, began experimenting with food when he was a child. He remembers his first creation, a disastrous seaweed and squid cake, prepared in the microwave. As a teenager, he went to culinary school by day and by night worked as a line cook in Madrid kitchens. He later spent a few years in London, working at high-end Asian restaurants like Hakkasan and Nobu.</w:t>
         <w:br/>
-        <w:t>"Every story begins with a family story," observes the Tahitian writer Titaua Peu. "Some families, though, their fates go every which way. … Which means mishaps, missed chances, misunderstandings."</w:t>
+        <w:t>DiverXO has always been a passion project for Mr. Muñoz and his wife and partner, Ángela Montero. After investing their savings, taking out loans and borrowing money from family, they opened in 2007 and spent the first six months sleeping inside the restaurant.</w:t>
         <w:br/>
-        <w:t>Peu's newly translated novel, PINA (Restless Books, 313 pp., paper, $18), like "Where Dogs Bark With Their Tails," is the story of a nation told in the guise of family tales. Yet "mishaps" is an understatement of the tragedy in this novel. Pina, the 9-year-old protagonist, is doomed from the start: She's the next-to-last child of nine and her mother's least favorite; her father is an abusive boozer. They live in a "hovel" in the rundown quarter of Tenaho, near Papeete, the capital of French Polynesia.</w:t>
+        <w:t>Michael Ellis, the international director of the Michelin guides, dispatched a team of inspectors from around the world to eat at the restaurant about 10 times last year before awarding the third star. ''I've never seen anything else quite like it. He likes to play with expectations -- a big piece of steak that turns out to be tuna cheek, beets that are actually a type of fish,'' Mr. Ellis said. ''The only real comparison you can make is to Ferran Adrià,'' Mr. Ellis added, referring to the Spanish chef who pioneered a similar kind of high-concept, synesthetic gastronomy at El Bulli, his former restaurant on the Costa Brava.</w:t>
         <w:br/>
-        <w:t>Pina, like the girls of "Dogs of Summer," is desperate to escape her surroundings: "So Pina dreamed up a world she'd survive in, dreamed up voices she could listen to, so as not to have to think about the world she was in." But things only get darker when her father has a drunk-driving accident, setting off a chain of events that draws the whole family into a vortex of violence.</w:t>
+        <w:t>As much as DiverXO's recent accolade puts Madrid on the culinary map, it also shows how far the Michelin Guide itself has come in terms of incorporating edgier, less traditional restaurants into its most elite ranking. While Mr. Ellis insists that there's ''no template'' for a three-star restaurant, 10 years ago it was conventional wisdom that the foodie bible, with its preference for formal service and French accents, had a stifling influence among creative cooks. Some high-profile chefs, like Alain Senderens, Marco Pierre White and Olivier Roellinger, even made a show of giving back their stars to reinvent themselves.</w:t>
         <w:br/>
-        <w:t>Clearly, Pina's Tahiti is not the paradise of brochures. It's a land still haunted by colonization and crippled by poverty and crime. But even as things bottom out, a groundswell of Tahitian self-awareness builds toward the 2016 referendum on independence from France. The question is: Can the country, and Pina, ever truly break free? This is a clamorous, at times unwieldy take on modern Tahiti, yet Peu's "rough-hewn, oral, humane prose" (in the words of the translator, Jeffrey Zuckerman) rings fiercely true.</w:t>
+        <w:t>Mr. Muñoz says now such extreme gestures are unnecessary, that you can go your own way without sacrificing stars. ''The Michelin inspectors came here, and they saw something new -- something that was a little crazy, that wasn't done in a proper way and didn't hold it against us,'' he said.</w:t>
         <w:br/>
-        <w:t>Bernardo Atxaga's rich, immersive novel WATER OVER STONES (381 pp., Graywolf, paper, $18), begins in the early 1970s: It's summertime in the small Basque village of Ugarte. A cast of characters gradually emerges, related by blood or tightly bonded by friendship. Elías, on the brink of adolescence, is visiting his uncle, the owner of a local bakery. Ever since an incident at his French boarding school, Elías has refused to speak.</w:t>
+        <w:t>But culinary success, in Mr. Muñoz's case, does not equate with financial success. His restaurant has lost money every year since its inception. DiverXO charges 115 euros, or about $160 dollars, for a 7-course menu and €170 for 12 courses. That's expensive for Madrid, certainly, but a relative bargain when compared to other Michelin three-star restaurants, like Guy Savoy in Paris, where the least expensive set menu costs €360 per person.</w:t>
         <w:br/>
-        <w:t>Nevertheless, a sense of calm permeates the land. "This was summer: children out in the open air, swifts hunting for mosquitoes, the serene murmur of the men outside the bars, and the southerly wind, the stars, the half-moon," Atxaga writes. "Life seemed easier, less fraught with danger, as though the year had come into equilibrium and a thin piece of cloth rested over the village like the blanket with which a mother covers her baby."</w:t>
+        <w:t>Food costs alone account for almost 50 percent of DiverXO's overhead. Whatever's left goes to rent and payroll. The restaurant seats 30, but requires a staff of 32. Staff salaries -- including for Mr. Muñoz and his wife -- are €1,000 per month. The workday is 15 hours long and ends at 1:30 a.m. Mr. Muñoz says he hasn't missed a service in six years. ''If I'm not here, it may be nice, but it won't be the same.''</w:t>
         <w:br/>
-        <w:t>Of course, things aren't as peaceful as they appear. There is talk of an upcoming hunting trip in the area by Franco; a wounded boar is trapped in the canal; marriages are unraveling. And as Atxaga "zigzags" through the coming decades, following different strands and characters, death is a constant, "always on the prowl."</w:t>
+        <w:t>Mr. Muñoz sources seasonal ingredients from 60 suppliers around the world, although much of his food comes from Spain, including a kind of ancient potato that grows on the Canary Islands and Perretxiko mushrooms from the Basque Country that Mr. Muñoz says taste like cucumber. The kitchen is a cramped, sweaty, frenzied space filled with young chefs frying duck tongues, carving Thai coconuts and infusing sushi rice with black garlic. There's no room to plate in the kitchen itself, so a space that would be the bar area in another restaurant is here transformed into an extravagant plating station, where various ceramic slabs -- all designed by Mr. Muñoz -- are fussed over until complete.</w:t>
         <w:br/>
-        <w:t>Atxaga, like Bulle, has an expansive view of his material. His voice, fluidly translated by Margaret Jull Costa and Thomas Bunstead, runs like a river, meandering across lives. As he writes in an epilogue, his focus includes "animals, family life … empty landscapes, mines, engineers, political struggles, torture by police, mental labyrinths." The result is a portrait of an entire Basque universe, in flux yet eternal.</w:t>
+        <w:t>Mr. Muñoz thinks DiverXO will never be profitable, although he is on track this year to break even finally. He hopes to parlay the recognition he's garnered here into more lucrative ventures. The first of these is the casual Asian street food restaurant StreetXO, which he opened in 2012 on the top floor of the Corte Inglés de Callao department store in Madrid. A second branch is to open in London, in Mayfair, in June.</w:t>
         <w:br/>
-        <w:t>Anderson Tepper is a chair of the international committee of the Brooklyn Book Festival.</w:t>
+        <w:t>''DiverXO is not a business,'' he said. ''We've won all these awards, but until now, we've lost money. All these chefs are incredibly young. They're here every day, pushing with me. The space is so small. To me it's a miracle we've gotten this far.''</w:t>
         <w:br/>
-        <w:t xml:space="preserve">Anderson Tepper is a chair of the international committee of the Brooklyn Book Festival. </w:t>
         <w:br/>
-        <w:t>PHOTOS</w:t>
+        <w:t>http://www.nytimes.com/2014/03/26/dining/international/David-Munoz-Spains-New-Culinary-Enfant-Terrible.html</w:t>
       </w:r>
     </w:p>
     <w:sectPr>

--- a/example_articles/countries/Spain/3.countries_Spain_New_York_Times.docx
+++ b/example_articles/countries/Spain/3.countries_Spain_New_York_Times.docx
@@ -7,7 +7,7 @@
         <w:pStyle w:val="Heading1"/>
       </w:pPr>
       <w:r>
-        <w:t>David Muñoz: Spain's New Culinary Enfant Terrible</w:t>
+        <w:t>BEFORE THE TOURISTS</w:t>
       </w:r>
     </w:p>
     <w:p>
@@ -17,22 +17,22 @@
     </w:p>
     <w:p>
       <w:r>
-        <w:t>Date: 2014-03-26</w:t>
+        <w:t>Date: 1985-07-14</w:t>
       </w:r>
     </w:p>
     <w:p>
       <w:r>
-        <w:t>Section: Section ; Column 0; Dining In, Dining Out / Style Desk; Pg.</w:t>
+        <w:t>Section: Section 7; Page 17, Column 1; Book Review Desk; Review</w:t>
       </w:r>
     </w:p>
     <w:p>
       <w:r>
-        <w:t>Source file: NYT/33.DOCX</w:t>
+        <w:t>Source file: NYT/42.DOCX</w:t>
       </w:r>
     </w:p>
     <w:p>
       <w:r>
-        <w:t>Raw locations result, 'locations': ['Spain']</w:t>
+        <w:t>Raw locations result, 'locations': ['Spain (Catalonia)']</w:t>
       </w:r>
     </w:p>
     <w:p>
@@ -49,42 +49,19 @@
     </w:p>
     <w:p>
       <w:r>
-        <w:t>MADRID -- Hidden at the end of a quiet street in Tetuán, a working-class quarter here that's home to South American and Chinese immigrants, DiverXO looks more like an amateur art gallery than a Michelin three-star restaurant. The décor is playfully sinister: swarms of black butterflies cover the walls and ceiling; in the wine cellar are giant metallic ants; on the tables are sculptures of flying pigs. The chef who founded it, David Muñoz, stands out, too, with his mohawk and wooden spike earrings. In an interview one recent afternoon, he described his food as ''brutal,'' a ''gunshot to your head,'' and ''like porno TV.''</w:t>
+        <w:t>VOICES OF THE OLD SEA By Norman Lewis. 202 pp. New York: Viking. $15.95.</w:t>
         <w:br/>
-        <w:t>Mr. Muñoz specializes in hyperbole. A meal at his restaurant lasts up to four hours and is designed as much to shock as to delight the senses. Some of the surprises come from the unlikely combination of ingredients -- strawberries, coffee grounds, whipped cream and baby squid, for instance. Dishes appear in phases: First the gently poached meat of a giant Carabinero prawn, then its grilled carapace, filled with juice. Each course comes with its own specialized eating tool, like a small silicone shovel. Between bites, a young server might drop by with a spoonful of tomato sorbet and shove it directly into your mouth.</w:t>
+        <w:t>THE English love to write about Spain; Richard Ford and George Borrow's 19th-century accounts are classics, as are George Orwell, Gerald Brenan and V. S. Pritchett's 20th-century interpretations of the Iberian Peninsula. Norman Lewis, the author of several novels and nonfiction books, continues this English infatuation for Spain with ''Voices of the Old Sea,'' about his own three-year sojourn in an isolated Catalonian fishing village during the late 1940's.</w:t>
         <w:br/>
-        <w:t>The television travel host Anthony Bourdain came to DiverXO in 2010, when the restaurant had only one Michelin star, and described Mr. Muñoz's high-wire presentations, weird pairings (wasabi ice cream, cornichons) and grab-bag of cultural allusions -- Spanish, French, Chinese, Japanese, Italian -- as ''something that should probably suck.''</w:t>
+        <w:t>Even though the book is a first-person account, Mr. Lewis is somewhat tight-lipped about personal details. He gives only a few facts. After a three-year army stint overseas, he could not stand the way England had changed. A doctor advised him to lead an extremely active life for medical reasons; this prompted him to take out a fisherman's license in Farol in northern Catalonia. I am a nosy reader: What medical condition turned Mr. Lewis into a fisherman? Did he leave a family in England? What is his background? What about his love life? His finances? All he says is that his overwhelming yearning is for the traditional Spain of the past; he wants the country of ''Lorca, of Albeniz and of De Falla.'' Like Orwell, Mr. Lewis equates his attraction to Spain and his disillusion with Britain; he is in search of his own paradise lost.</w:t>
         <w:br/>
-        <w:t>He then tasted a kind of shumai stuffed with black pudding and a quail egg, served in a dim sum basket that concealed a deep-fried pig's ear. ''I love my wife, I love my daughter, and then I love this,'' Mr. Bourdain said.</w:t>
+        <w:t>During his three years in Farol, he witnessed the town's change from primitive fishing village to tourist playground for Western Europe. A greedy entrepreneur persuades the fishermen to abandon their traditional livelihood for work in the tourist trade. He builds a phony Moorish cafe; soon the first tourists arrive, among them a German blonde who wears a bathing suit obviously destined to madden the local men, who are used to women wearing more puritanical garb. Comic enough, but Mr. Lewis's real forte, and what makes his book great reading, is his way with the weather. His descriptions of fishing trips, kinds of fish (most of which I have never heard of), the flora and fauna, are superb.</w:t>
         <w:br/>
-        <w:t>DiverXO has since become an obligatory stop for visiting notables (like Mark Zuckerberg, the chief executive of Facebook, who ate here this month). Reservations, long among the most elusive in Europe, have only gotten more difficult to secure since November, when DiverXO became the sole restaurant in Madrid -- and the eighth in Spain -- to have the Michelin guide's highest ranking, three stars.</w:t>
+        <w:t>Mr. Lewis's soul is in the sea trips and the daily routine of village life. (Unfortunately, the reader cannot trace his journey because he has not included a map of the area.) He is great in evoking the essence of things: the way the villagers hang chocolate in a canvas bag from the rafters to let it breathe and to keep it from rats. The villagers still observe ancient rites -every September, for luck, the fishermen make a sea pilgrimage to a cave beneath the cliffs along the Mediterranean. All the village women and one young girl are put ashore; the girl's mother lightly slaps her daughter's face; the child pretends to cry; then everyone returns to Farol to celebrate.</w:t>
         <w:br/>
-        <w:t>That was big news for the Spanish capital, sometimes thought of as culinary flyoverland -- especially compared to San Sebastián or Barcelona.</w:t>
+        <w:t>But at times Mr. Lewis's account becomes hazy. His favorite fishing companion, Sebastian, asks to be driven to Besalu in the foothills of the Pyrenees on a rescue mission. Sebastian and the other fishermen had raised money to help a former hero of the Spanish Republican Army who had been imprisoned and who was now on the run, and needed money to pay a guide to get him across the mountains into France. Though squeamish, Mr. Lewis makes the trip, but he doubts Sebastian's story that he had known the officer in the army: ''Officers by my experience rarely made lifelong friendships among the ranks.'' B UT how can Mr. Lewis compare life in the British Army with the desperate conditions of the Spanish Civil War, during which officers came from a grab bag of volunteers? Clearly Mr. Lewis felt ill at ease with the uncommunicative officer, though Sebastian keeps telling him that the man's listless state has been caused by an inadequate diet, consisting mostly of oranges, for the last two years. Mr. Lewis seems unaware that Spaniards refer to the late 1940's as ''the years of starvation.''</w:t>
         <w:br/>
-        <w:t>Mr. Muñoz, who was born and raised here, strenuously disagrees with that perception. ''Historically, Madrid is not a foodie place, that's true,'' Mr. Muñoz said. ''But in the last 10 years it has become a very vibrant city for food -- and food from all over the world.'' Mr. Muñoz is quick to trumpet the work of other ambitious local chefs; he claims the Spanish capital has Europe's best restaurants for modern Thai (Sudestada) and Mexican (Punto MX).</w:t>
-        <w:br/>
-        <w:t>Mr. Muñoz, 34, began experimenting with food when he was a child. He remembers his first creation, a disastrous seaweed and squid cake, prepared in the microwave. As a teenager, he went to culinary school by day and by night worked as a line cook in Madrid kitchens. He later spent a few years in London, working at high-end Asian restaurants like Hakkasan and Nobu.</w:t>
-        <w:br/>
-        <w:t>DiverXO has always been a passion project for Mr. Muñoz and his wife and partner, Ángela Montero. After investing their savings, taking out loans and borrowing money from family, they opened in 2007 and spent the first six months sleeping inside the restaurant.</w:t>
-        <w:br/>
-        <w:t>Michael Ellis, the international director of the Michelin guides, dispatched a team of inspectors from around the world to eat at the restaurant about 10 times last year before awarding the third star. ''I've never seen anything else quite like it. He likes to play with expectations -- a big piece of steak that turns out to be tuna cheek, beets that are actually a type of fish,'' Mr. Ellis said. ''The only real comparison you can make is to Ferran Adrià,'' Mr. Ellis added, referring to the Spanish chef who pioneered a similar kind of high-concept, synesthetic gastronomy at El Bulli, his former restaurant on the Costa Brava.</w:t>
-        <w:br/>
-        <w:t>As much as DiverXO's recent accolade puts Madrid on the culinary map, it also shows how far the Michelin Guide itself has come in terms of incorporating edgier, less traditional restaurants into its most elite ranking. While Mr. Ellis insists that there's ''no template'' for a three-star restaurant, 10 years ago it was conventional wisdom that the foodie bible, with its preference for formal service and French accents, had a stifling influence among creative cooks. Some high-profile chefs, like Alain Senderens, Marco Pierre White and Olivier Roellinger, even made a show of giving back their stars to reinvent themselves.</w:t>
-        <w:br/>
-        <w:t>Mr. Muñoz says now such extreme gestures are unnecessary, that you can go your own way without sacrificing stars. ''The Michelin inspectors came here, and they saw something new -- something that was a little crazy, that wasn't done in a proper way and didn't hold it against us,'' he said.</w:t>
-        <w:br/>
-        <w:t>But culinary success, in Mr. Muñoz's case, does not equate with financial success. His restaurant has lost money every year since its inception. DiverXO charges 115 euros, or about $160 dollars, for a 7-course menu and €170 for 12 courses. That's expensive for Madrid, certainly, but a relative bargain when compared to other Michelin three-star restaurants, like Guy Savoy in Paris, where the least expensive set menu costs €360 per person.</w:t>
-        <w:br/>
-        <w:t>Food costs alone account for almost 50 percent of DiverXO's overhead. Whatever's left goes to rent and payroll. The restaurant seats 30, but requires a staff of 32. Staff salaries -- including for Mr. Muñoz and his wife -- are €1,000 per month. The workday is 15 hours long and ends at 1:30 a.m. Mr. Muñoz says he hasn't missed a service in six years. ''If I'm not here, it may be nice, but it won't be the same.''</w:t>
-        <w:br/>
-        <w:t>Mr. Muñoz sources seasonal ingredients from 60 suppliers around the world, although much of his food comes from Spain, including a kind of ancient potato that grows on the Canary Islands and Perretxiko mushrooms from the Basque Country that Mr. Muñoz says taste like cucumber. The kitchen is a cramped, sweaty, frenzied space filled with young chefs frying duck tongues, carving Thai coconuts and infusing sushi rice with black garlic. There's no room to plate in the kitchen itself, so a space that would be the bar area in another restaurant is here transformed into an extravagant plating station, where various ceramic slabs -- all designed by Mr. Muñoz -- are fussed over until complete.</w:t>
-        <w:br/>
-        <w:t>Mr. Muñoz thinks DiverXO will never be profitable, although he is on track this year to break even finally. He hopes to parlay the recognition he's garnered here into more lucrative ventures. The first of these is the casual Asian street food restaurant StreetXO, which he opened in 2012 on the top floor of the Corte Inglés de Callao department store in Madrid. A second branch is to open in London, in Mayfair, in June.</w:t>
-        <w:br/>
-        <w:t>''DiverXO is not a business,'' he said. ''We've won all these awards, but until now, we've lost money. All these chefs are incredibly young. They're here every day, pushing with me. The space is so small. To me it's a miracle we've gotten this far.''</w:t>
-        <w:br/>
-        <w:br/>
-        <w:t>http://www.nytimes.com/2014/03/26/dining/international/David-Munoz-Spains-New-Culinary-Enfant-Terrible.html</w:t>
+        <w:t>It is this failure to grasp the essential Spanish condition that makes this beautifully written book seem askew. One can understand Mr. Lewis's sadness that the lovely wildness of the Mediterranean has been marred by cheap tourism, but the fact that the Spanish working class no longer seems to be made up of picturesque characters out of Lorca simply will not wash as tragedy. Now, at least, the children of many of those Catalan fishermen Mr. Lewis so admired for their indifference to money can afford a ticket to one of Lorca's plays (which were banned in the 1940's). Though Mr. Lewis bemoans the loss of the old Spain, love that imprisons its object is misplaced. Better a littered landscape than stagnation.</w:t>
       </w:r>
     </w:p>
     <w:sectPr>
